--- a/resume/Sethu_S_Data_Scientist_Resume.docx
+++ b/resume/Sethu_S_Data_Scientist_Resume.docx
@@ -128,7 +128,7 @@
     <w:p>
       <w:pPr>
         <w:spacing w:before="26" w:line="276" w:lineRule="auto"/>
-        <w:ind w:left="1135" w:right="962"/>
+        <w:ind w:right="962"/>
         <w:rPr>
           <w:b/>
           <w:color w:val="000000" w:themeColor="text1"/>
@@ -136,12 +136,20 @@
           <w:sz w:val="18"/>
         </w:rPr>
       </w:pPr>
-      <w:hyperlink r:id="rId5">
+      <w:r>
+        <w:rPr>
+          <w:color w:val="000000" w:themeColor="text1"/>
+        </w:rPr>
+        <w:t xml:space="preserve">               </w:t>
+      </w:r>
+      <w:hyperlink r:id="rId5" w:history="1">
         <w:r>
           <w:rPr>
+            <w:rStyle w:val="Hyperlink"/>
             <w:b/>
             <w:color w:val="000000" w:themeColor="text1"/>
             <w:sz w:val="18"/>
+            <w:u w:val="none"/>
           </w:rPr>
           <w:t>sethus4791@gmail.com</w:t>
         </w:r>
@@ -216,7 +224,7 @@
           <w:color w:val="000000" w:themeColor="text1"/>
           <w:sz w:val="19"/>
         </w:rPr>
-        <w:t xml:space="preserve">   </w:t>
+        <w:t xml:space="preserve">  </w:t>
       </w:r>
       <w:r>
         <w:rPr>
@@ -235,13 +243,55 @@
             <w:sz w:val="18"/>
             <w:u w:val="none"/>
           </w:rPr>
-          <w:t>Portfolio: sethus4791portfolio.streamlit.app/</w:t>
+          <w:t>Portfolio:</w:t>
+        </w:r>
+        <w:r>
+          <w:rPr>
+            <w:rStyle w:val="Hyperlink"/>
+            <w:b/>
+            <w:color w:val="00B0F0"/>
+            <w:sz w:val="18"/>
+            <w:u w:val="none"/>
+          </w:rPr>
+          <w:t xml:space="preserve"> </w:t>
+        </w:r>
+        <w:r>
+          <w:rPr>
+            <w:rStyle w:val="Hyperlink"/>
+            <w:b/>
+            <w:color w:val="00B0F0"/>
+            <w:sz w:val="18"/>
+            <w:u w:val="none"/>
+          </w:rPr>
+          <w:t>itsmesethus.github.io/</w:t>
+        </w:r>
+        <w:proofErr w:type="spellStart"/>
+        <w:r>
+          <w:rPr>
+            <w:rStyle w:val="Hyperlink"/>
+            <w:b/>
+            <w:color w:val="00B0F0"/>
+            <w:sz w:val="18"/>
+            <w:u w:val="none"/>
+          </w:rPr>
+          <w:t>github-porfolio</w:t>
+        </w:r>
+        <w:proofErr w:type="spellEnd"/>
+        <w:r>
+          <w:rPr>
+            <w:rStyle w:val="Hyperlink"/>
+            <w:b/>
+            <w:color w:val="00B0F0"/>
+            <w:sz w:val="18"/>
+            <w:u w:val="none"/>
+          </w:rPr>
+          <w:t>/</w:t>
         </w:r>
       </w:hyperlink>
       <w:r>
         <w:rPr>
           <w:b/>
-          <w:color w:val="0070C0"/>
+          <w:color w:val="00B0F0"/>
           <w:spacing w:val="36"/>
           <w:sz w:val="18"/>
         </w:rPr>
@@ -492,7 +542,7 @@
         <w:jc w:val="both"/>
       </w:pPr>
       <w:r>
-        <w:t xml:space="preserve">               Statistics graduate and Data Scientist with nearly 3 years of experience delivering statistically rigorous, production-grade</w:t>
+        <w:t xml:space="preserve">               Statistics graduate and Data Scientist with 3 years of experience delivering statistically rigorous, production-grade</w:t>
       </w:r>
     </w:p>
     <w:p>
@@ -676,7 +726,6 @@
         </w:rPr>
         <w:t>India</w:t>
       </w:r>
-      <w:proofErr w:type="gramStart"/>
       <w:r>
         <w:rPr>
           <w:b/>
@@ -690,9 +739,8 @@
           <w:sz w:val="16"/>
           <w:szCs w:val="16"/>
         </w:rPr>
-        <w:t xml:space="preserve">  Jul</w:t>
-      </w:r>
-      <w:proofErr w:type="gramEnd"/>
+        <w:t xml:space="preserve">    Jul</w:t>
+      </w:r>
       <w:r>
         <w:rPr>
           <w:b/>
@@ -1281,7 +1329,7 @@
           <w:b/>
           <w:sz w:val="18"/>
         </w:rPr>
-        <w:t xml:space="preserve">                                                                                                                  </w:t>
+        <w:tab/>
       </w:r>
       <w:r>
         <w:rPr>
@@ -4841,27 +4889,31 @@
         </w:rPr>
         <w:t xml:space="preserve"> </w:t>
       </w:r>
-      <w:proofErr w:type="spellStart"/>
-      <w:proofErr w:type="gramStart"/>
       <w:r>
         <w:rPr>
           <w:sz w:val="17"/>
         </w:rPr>
         <w:t>Algorithms,</w:t>
       </w:r>
-      <w:r>
-        <w:rPr>
-          <w:sz w:val="17"/>
-        </w:rPr>
-        <w:t>Unsupervised</w:t>
-      </w:r>
-      <w:proofErr w:type="spellEnd"/>
-      <w:proofErr w:type="gramEnd"/>
-      <w:r>
-        <w:rPr>
-          <w:sz w:val="17"/>
-        </w:rPr>
-        <w:t xml:space="preserve"> Machine Learning &amp; Recommender Systems) – (DeepLearning.AI - Coursera).</w:t>
+    </w:p>
+    <w:p>
+      <w:pPr>
+        <w:pStyle w:val="ListParagraph"/>
+        <w:tabs>
+          <w:tab w:val="left" w:pos="296"/>
+          <w:tab w:val="left" w:pos="311"/>
+        </w:tabs>
+        <w:spacing w:before="50" w:line="302" w:lineRule="auto"/>
+        <w:ind w:left="311" w:right="1386" w:firstLine="0"/>
+        <w:rPr>
+          <w:sz w:val="17"/>
+        </w:rPr>
+      </w:pPr>
+      <w:r>
+        <w:rPr>
+          <w:sz w:val="17"/>
+        </w:rPr>
+        <w:t>Unsupervised Machine Learning &amp; Recommender Systems) – (DeepLearning.AI - Coursera).</w:t>
       </w:r>
     </w:p>
     <w:p>
@@ -6228,7 +6280,6 @@
   <w:style w:type="character" w:default="1" w:styleId="DefaultParagraphFont">
     <w:name w:val="Default Paragraph Font"/>
     <w:uiPriority w:val="1"/>
-    <w:semiHidden/>
     <w:unhideWhenUsed/>
   </w:style>
   <w:style w:type="table" w:default="1" w:styleId="TableNormal">
